--- a/resume/Eloy.docx
+++ b/resume/Eloy.docx
@@ -11,6 +11,7 @@
           <w:szCs w:val="36"/>
         </w:rPr>
       </w:pPr>
+      <w:proofErr w:type="gramStart"/>
       <w:r>
         <w:rPr>
           <w:rFonts w:ascii="微软雅黑" w:eastAsia="微软雅黑" w:hAnsi="微软雅黑"/>
@@ -39,7 +40,18 @@
           <w:sz w:val="32"/>
           <w:szCs w:val="36"/>
         </w:rPr>
-        <w:t>帅/Eloy</w:t>
+        <w:t>帅</w:t>
+      </w:r>
+      <w:proofErr w:type="gramEnd"/>
+      <w:r>
+        <w:rPr>
+          <w:rFonts w:ascii="微软雅黑" w:eastAsia="微软雅黑" w:hAnsi="微软雅黑"/>
+          <w:b/>
+          <w:bCs/>
+          <w:sz w:val="32"/>
+          <w:szCs w:val="36"/>
+        </w:rPr>
+        <w:t>/Eloy</w:t>
       </w:r>
       <w:r>
         <w:rPr>
@@ -296,7 +308,25 @@
           <w:sz w:val="18"/>
           <w:szCs w:val="18"/>
         </w:rPr>
-        <w:t>从数据采集、ETL治理、AI智能分析到可视化落地的全闭环技术栈。</w:t>
+        <w:t>从数据采集、ETL治理、AI智能分析到可视化落地的全闭环技术</w:t>
+      </w:r>
+      <w:proofErr w:type="gramStart"/>
+      <w:r>
+        <w:rPr>
+          <w:rFonts w:asciiTheme="minorEastAsia" w:hAnsiTheme="minorEastAsia" w:cstheme="minorEastAsia" w:hint="eastAsia"/>
+          <w:sz w:val="18"/>
+          <w:szCs w:val="18"/>
+        </w:rPr>
+        <w:t>栈</w:t>
+      </w:r>
+      <w:proofErr w:type="gramEnd"/>
+      <w:r>
+        <w:rPr>
+          <w:rFonts w:asciiTheme="minorEastAsia" w:hAnsiTheme="minorEastAsia" w:cstheme="minorEastAsia" w:hint="eastAsia"/>
+          <w:sz w:val="18"/>
+          <w:szCs w:val="18"/>
+        </w:rPr>
+        <w:t>。</w:t>
       </w:r>
     </w:p>
     <w:p>
@@ -321,6 +351,14 @@
           <w:sz w:val="18"/>
           <w:szCs w:val="18"/>
         </w:rPr>
+        <w:t>熟悉vibe-coding并</w:t>
+      </w:r>
+      <w:r>
+        <w:rPr>
+          <w:rFonts w:asciiTheme="minorEastAsia" w:hAnsiTheme="minorEastAsia" w:cstheme="minorEastAsia" w:hint="eastAsia"/>
+          <w:sz w:val="18"/>
+          <w:szCs w:val="18"/>
+        </w:rPr>
         <w:t>具备从0到1的AI应用架构能力，擅长使用LangGraph等前沿框架构建高鲁棒性的智能体系统，解决复杂业务场景下的自动化与决策问题。</w:t>
       </w:r>
     </w:p>
@@ -389,21 +427,43 @@
         <w:snapToGrid w:val="0"/>
         <w:jc w:val="left"/>
         <w:rPr>
+          <w:rFonts w:asciiTheme="minorEastAsia" w:hAnsiTheme="minorEastAsia" w:cstheme="minorEastAsia" w:hint="eastAsia"/>
+          <w:b/>
+          <w:bCs/>
+          <w:sz w:val="22"/>
+        </w:rPr>
+      </w:pPr>
+      <w:r>
+        <w:rPr>
+          <w:rFonts w:asciiTheme="minorEastAsia" w:hAnsiTheme="minorEastAsia" w:cstheme="minorEastAsia"/>
+          <w:sz w:val="18"/>
+          <w:szCs w:val="18"/>
+        </w:rPr>
+        <w:pict w14:anchorId="7BE2B58A">
+          <v:rect id="_x0000_i1026" style="width:0;height:1.5pt" o:hrstd="t" o:hrnoshade="t" o:hr="t" fillcolor="#1f2329" stroked="f"/>
+        </w:pict>
+      </w:r>
+    </w:p>
+    <w:p>
+      <w:pPr>
+        <w:adjustRightInd w:val="0"/>
+        <w:snapToGrid w:val="0"/>
+        <w:jc w:val="left"/>
+        <w:rPr>
+          <w:rFonts w:asciiTheme="minorEastAsia" w:hAnsiTheme="minorEastAsia" w:cstheme="minorEastAsia" w:hint="eastAsia"/>
+          <w:b/>
+          <w:bCs/>
+          <w:sz w:val="22"/>
+        </w:rPr>
+      </w:pPr>
+      <w:r>
+        <w:rPr>
           <w:rFonts w:asciiTheme="minorEastAsia" w:hAnsiTheme="minorEastAsia" w:cstheme="minorEastAsia"/>
           <w:b/>
           <w:bCs/>
           <w:sz w:val="22"/>
         </w:rPr>
-      </w:pPr>
-      <w:r>
-        <w:rPr>
-          <w:rFonts w:asciiTheme="minorEastAsia" w:hAnsiTheme="minorEastAsia" w:cstheme="minorEastAsia"/>
-          <w:sz w:val="18"/>
-          <w:szCs w:val="18"/>
-        </w:rPr>
-        <w:pict w14:anchorId="7BE2B58A">
-          <v:rect id="_x0000_i1029" style="width:0;height:1.5pt" o:hrstd="t" o:hrnoshade="t" o:hr="t" fillcolor="#1f2329" stroked="f"/>
-        </w:pict>
+        <w:t>工作经历</w:t>
       </w:r>
     </w:p>
     <w:p>
@@ -415,32 +475,32 @@
           <w:rFonts w:asciiTheme="minorEastAsia" w:hAnsiTheme="minorEastAsia" w:cstheme="minorEastAsia" w:hint="eastAsia"/>
           <w:b/>
           <w:bCs/>
-          <w:sz w:val="22"/>
-        </w:rPr>
-      </w:pPr>
-      <w:r>
-        <w:rPr>
-          <w:rFonts w:asciiTheme="minorEastAsia" w:hAnsiTheme="minorEastAsia" w:cstheme="minorEastAsia"/>
+          <w:sz w:val="18"/>
+          <w:szCs w:val="18"/>
+        </w:rPr>
+      </w:pPr>
+      <w:proofErr w:type="gramStart"/>
+      <w:r>
+        <w:rPr>
+          <w:rFonts w:asciiTheme="minorEastAsia" w:hAnsiTheme="minorEastAsia" w:cstheme="minorEastAsia" w:hint="eastAsia"/>
           <w:b/>
           <w:bCs/>
-          <w:sz w:val="22"/>
-        </w:rPr>
-        <w:t>工作经历</w:t>
-      </w:r>
-    </w:p>
-    <w:p>
-      <w:pPr>
-        <w:adjustRightInd w:val="0"/>
-        <w:snapToGrid w:val="0"/>
-        <w:jc w:val="left"/>
-        <w:rPr>
-          <w:rFonts w:asciiTheme="minorEastAsia" w:hAnsiTheme="minorEastAsia" w:cstheme="minorEastAsia"/>
+          <w:sz w:val="18"/>
+          <w:szCs w:val="18"/>
+        </w:rPr>
+        <w:t>苏州鹿明</w:t>
+      </w:r>
+      <w:r>
+        <w:rPr>
+          <w:rFonts w:asciiTheme="minorEastAsia" w:hAnsiTheme="minorEastAsia" w:cstheme="minorEastAsia" w:hint="eastAsia"/>
           <w:b/>
           <w:bCs/>
           <w:sz w:val="18"/>
           <w:szCs w:val="18"/>
         </w:rPr>
-      </w:pPr>
+        <w:t>机器人</w:t>
+      </w:r>
+      <w:proofErr w:type="gramEnd"/>
       <w:r>
         <w:rPr>
           <w:rFonts w:asciiTheme="minorEastAsia" w:hAnsiTheme="minorEastAsia" w:cstheme="minorEastAsia" w:hint="eastAsia"/>
@@ -449,8 +509,9 @@
           <w:sz w:val="18"/>
           <w:szCs w:val="18"/>
         </w:rPr>
-        <w:t>苏州鹿明</w:t>
-      </w:r>
+        <w:t> | 全</w:t>
+      </w:r>
+      <w:proofErr w:type="gramStart"/>
       <w:r>
         <w:rPr>
           <w:rFonts w:asciiTheme="minorEastAsia" w:hAnsiTheme="minorEastAsia" w:cstheme="minorEastAsia" w:hint="eastAsia"/>
@@ -459,8 +520,9 @@
           <w:sz w:val="18"/>
           <w:szCs w:val="18"/>
         </w:rPr>
-        <w:t>机器人</w:t>
-      </w:r>
+        <w:t>栈</w:t>
+      </w:r>
+      <w:proofErr w:type="gramEnd"/>
       <w:r>
         <w:rPr>
           <w:rFonts w:asciiTheme="minorEastAsia" w:hAnsiTheme="minorEastAsia" w:cstheme="minorEastAsia" w:hint="eastAsia"/>
@@ -469,7 +531,7 @@
           <w:sz w:val="18"/>
           <w:szCs w:val="18"/>
         </w:rPr>
-        <w:t> | 全栈开发工程师</w:t>
+        <w:t>开发工程师</w:t>
       </w:r>
       <w:r>
         <w:rPr>
@@ -621,7 +683,25 @@
           <w:sz w:val="18"/>
           <w:szCs w:val="18"/>
         </w:rPr>
-        <w:t>后端微服务开发，并参与内部商品管理系统的功能迭代。</w:t>
+        <w:t>后端</w:t>
+      </w:r>
+      <w:proofErr w:type="gramStart"/>
+      <w:r>
+        <w:rPr>
+          <w:rFonts w:asciiTheme="minorEastAsia" w:hAnsiTheme="minorEastAsia" w:cstheme="minorEastAsia" w:hint="eastAsia"/>
+          <w:sz w:val="18"/>
+          <w:szCs w:val="18"/>
+        </w:rPr>
+        <w:t>微服务</w:t>
+      </w:r>
+      <w:proofErr w:type="gramEnd"/>
+      <w:r>
+        <w:rPr>
+          <w:rFonts w:asciiTheme="minorEastAsia" w:hAnsiTheme="minorEastAsia" w:cstheme="minorEastAsia" w:hint="eastAsia"/>
+          <w:sz w:val="18"/>
+          <w:szCs w:val="18"/>
+        </w:rPr>
+        <w:t>开发，并参与内部商品管理系统的功能迭代。</w:t>
       </w:r>
     </w:p>
     <w:p>
@@ -683,7 +763,7 @@
         <w:snapToGrid w:val="0"/>
         <w:jc w:val="left"/>
         <w:rPr>
-          <w:rFonts w:asciiTheme="minorEastAsia" w:hAnsiTheme="minorEastAsia" w:cstheme="minorEastAsia"/>
+          <w:rFonts w:asciiTheme="minorEastAsia" w:hAnsiTheme="minorEastAsia" w:cstheme="minorEastAsia" w:hint="eastAsia"/>
           <w:b/>
           <w:bCs/>
           <w:sz w:val="18"/>
@@ -734,7 +814,7 @@
         <w:snapToGrid w:val="0"/>
         <w:jc w:val="left"/>
         <w:rPr>
-          <w:rFonts w:asciiTheme="minorEastAsia" w:hAnsiTheme="minorEastAsia" w:cstheme="minorEastAsia" w:hint="eastAsia"/>
+          <w:rFonts w:asciiTheme="minorEastAsia" w:hAnsiTheme="minorEastAsia" w:cstheme="minorEastAsia"/>
           <w:sz w:val="18"/>
           <w:szCs w:val="18"/>
         </w:rPr>
@@ -756,6 +836,76 @@
           <w:szCs w:val="18"/>
         </w:rPr>
         <w:t>：独立开发并部署了报告自动化系统。该系统基于LLM和Agents框架，能够自主识别业务需求，通过调用数据库查询工具，实现Word报告的自动化生成（包含文字、表格、图表），替代了部分人工报表工作，显著提升了报告生成效率。</w:t>
+      </w:r>
+      <w:r>
+        <w:rPr>
+          <w:rFonts w:asciiTheme="minorEastAsia" w:hAnsiTheme="minorEastAsia" w:cstheme="minorEastAsia" w:hint="eastAsia"/>
+          <w:sz w:val="18"/>
+          <w:szCs w:val="18"/>
+        </w:rPr>
+        <w:t>（测试地址</w:t>
+      </w:r>
+      <w:r>
+        <w:rPr>
+          <w:rFonts w:asciiTheme="minorEastAsia" w:hAnsiTheme="minorEastAsia" w:cstheme="minorEastAsia"/>
+          <w:sz w:val="18"/>
+          <w:szCs w:val="18"/>
+        </w:rPr>
+        <w:t>101.43.113.117</w:t>
+      </w:r>
+      <w:r>
+        <w:rPr>
+          <w:rFonts w:asciiTheme="minorEastAsia" w:hAnsiTheme="minorEastAsia" w:cstheme="minorEastAsia" w:hint="eastAsia"/>
+          <w:sz w:val="18"/>
+          <w:szCs w:val="18"/>
+        </w:rPr>
+        <w:t xml:space="preserve">:8000  </w:t>
+      </w:r>
+      <w:proofErr w:type="spellStart"/>
+      <w:r>
+        <w:rPr>
+          <w:rFonts w:asciiTheme="minorEastAsia" w:hAnsiTheme="minorEastAsia" w:cstheme="minorEastAsia" w:hint="eastAsia"/>
+          <w:sz w:val="18"/>
+          <w:szCs w:val="18"/>
+        </w:rPr>
+        <w:t>Github</w:t>
+      </w:r>
+      <w:proofErr w:type="spellEnd"/>
+      <w:r>
+        <w:rPr>
+          <w:rFonts w:asciiTheme="minorEastAsia" w:hAnsiTheme="minorEastAsia" w:cstheme="minorEastAsia" w:hint="eastAsia"/>
+          <w:sz w:val="18"/>
+          <w:szCs w:val="18"/>
+        </w:rPr>
+        <w:t xml:space="preserve">: </w:t>
+      </w:r>
+      <w:hyperlink r:id="rId8" w:history="1">
+        <w:r>
+          <w:rPr>
+            <w:rStyle w:val="af"/>
+            <w:rFonts w:asciiTheme="minorEastAsia" w:hAnsiTheme="minorEastAsia" w:cstheme="minorEastAsia" w:hint="eastAsia"/>
+            <w:sz w:val="18"/>
+            <w:szCs w:val="18"/>
+          </w:rPr>
+          <w:t>https://github.com/Eloysday/auto_model_fill</w:t>
+        </w:r>
+        <w:r>
+          <w:rPr>
+            <w:rStyle w:val="af"/>
+            <w:rFonts w:asciiTheme="minorEastAsia" w:hAnsiTheme="minorEastAsia" w:cstheme="minorEastAsia"/>
+            <w:sz w:val="18"/>
+            <w:szCs w:val="18"/>
+          </w:rPr>
+          <w:t>del_fill</w:t>
+        </w:r>
+      </w:hyperlink>
+      <w:r>
+        <w:rPr>
+          <w:rFonts w:asciiTheme="minorEastAsia" w:hAnsiTheme="minorEastAsia" w:cstheme="minorEastAsia" w:hint="eastAsia"/>
+          <w:sz w:val="18"/>
+          <w:szCs w:val="18"/>
+        </w:rPr>
+        <w:t>）</w:t>
       </w:r>
     </w:p>
     <w:p>
@@ -782,15 +932,15 @@
           <w:sz w:val="18"/>
           <w:szCs w:val="18"/>
         </w:rPr>
-        <w:t>BI数据可视化</w:t>
-      </w:r>
-      <w:r>
-        <w:rPr>
-          <w:rFonts w:asciiTheme="minorEastAsia" w:hAnsiTheme="minorEastAsia" w:cstheme="minorEastAsia" w:hint="eastAsia"/>
-          <w:sz w:val="18"/>
-          <w:szCs w:val="18"/>
-        </w:rPr>
-        <w:t>：基于Python和</w:t>
+        <w:t>多源数据采集与处理</w:t>
+      </w:r>
+      <w:r>
+        <w:rPr>
+          <w:rFonts w:asciiTheme="minorEastAsia" w:hAnsiTheme="minorEastAsia" w:cstheme="minorEastAsia" w:hint="eastAsia"/>
+          <w:sz w:val="18"/>
+          <w:szCs w:val="18"/>
+        </w:rPr>
+        <w:t xml:space="preserve">：针对工厂内存在的纸质报表、设备仪表盘截图等非结构化数据，调研并验证了基于Python的OCR技术方案（如 </w:t>
       </w:r>
       <w:proofErr w:type="spellStart"/>
       <w:r>
@@ -799,7 +949,7 @@
           <w:sz w:val="18"/>
           <w:szCs w:val="18"/>
         </w:rPr>
-        <w:t>QuickBI</w:t>
+        <w:t>PaddleOCR</w:t>
       </w:r>
       <w:proofErr w:type="spellEnd"/>
       <w:r>
@@ -808,41 +958,7 @@
           <w:sz w:val="18"/>
           <w:szCs w:val="18"/>
         </w:rPr>
-        <w:t>/</w:t>
-      </w:r>
-      <w:proofErr w:type="spellStart"/>
-      <w:r>
-        <w:rPr>
-          <w:rFonts w:asciiTheme="minorEastAsia" w:hAnsiTheme="minorEastAsia" w:cstheme="minorEastAsia" w:hint="eastAsia"/>
-          <w:sz w:val="18"/>
-          <w:szCs w:val="18"/>
-        </w:rPr>
-        <w:t>PowerBI</w:t>
-      </w:r>
-      <w:proofErr w:type="spellEnd"/>
-      <w:r>
-        <w:rPr>
-          <w:rFonts w:asciiTheme="minorEastAsia" w:hAnsiTheme="minorEastAsia" w:cstheme="minorEastAsia" w:hint="eastAsia"/>
-          <w:sz w:val="18"/>
-          <w:szCs w:val="18"/>
-        </w:rPr>
-        <w:t>搭建</w:t>
-      </w:r>
-      <w:r>
-        <w:rPr>
-          <w:rFonts w:asciiTheme="minorEastAsia" w:hAnsiTheme="minorEastAsia" w:cstheme="minorEastAsia" w:hint="eastAsia"/>
-          <w:sz w:val="18"/>
-          <w:szCs w:val="18"/>
-        </w:rPr>
-        <w:t>全链路</w:t>
-      </w:r>
-      <w:r>
-        <w:rPr>
-          <w:rFonts w:asciiTheme="minorEastAsia" w:hAnsiTheme="minorEastAsia" w:cstheme="minorEastAsia" w:hint="eastAsia"/>
-          <w:sz w:val="18"/>
-          <w:szCs w:val="18"/>
-        </w:rPr>
-        <w:t>工厂实时监控大屏，支撑生产决策与异常预警。</w:t>
+        <w:t>/Tesseract），探索将其转化为结构化数据以接入自动化报告系统，为数据闭环提供了技术储备。</w:t>
       </w:r>
     </w:p>
     <w:p>
@@ -869,79 +985,77 @@
           <w:sz w:val="18"/>
           <w:szCs w:val="18"/>
         </w:rPr>
-        <w:t>服务器自动化运维</w:t>
-      </w:r>
-      <w:r>
-        <w:rPr>
-          <w:rFonts w:asciiTheme="minorEastAsia" w:hAnsiTheme="minorEastAsia" w:cstheme="minorEastAsia" w:hint="eastAsia"/>
-          <w:sz w:val="18"/>
-          <w:szCs w:val="18"/>
-        </w:rPr>
-        <w:t>：编写Linux Shell脚本，实现服务器巡检、数据同步等任务的自动化。</w:t>
-      </w:r>
-    </w:p>
-    <w:p>
-      <w:pPr>
-        <w:adjustRightInd w:val="0"/>
-        <w:snapToGrid w:val="0"/>
-        <w:jc w:val="left"/>
-        <w:rPr>
-          <w:rFonts w:asciiTheme="minorEastAsia" w:hAnsiTheme="minorEastAsia" w:cstheme="minorEastAsia" w:hint="eastAsia"/>
-          <w:b/>
-          <w:bCs/>
-          <w:sz w:val="18"/>
-          <w:szCs w:val="18"/>
-        </w:rPr>
-      </w:pPr>
-      <w:r>
-        <w:rPr>
-          <w:rFonts w:asciiTheme="minorEastAsia" w:hAnsiTheme="minorEastAsia" w:cstheme="minorEastAsia"/>
-          <w:b/>
-          <w:bCs/>
-          <w:sz w:val="18"/>
-          <w:szCs w:val="18"/>
-        </w:rPr>
-        <w:t>富士通系统工程有限公司 | 数据项目工程师</w:t>
-      </w:r>
-    </w:p>
-    <w:p>
-      <w:pPr>
-        <w:adjustRightInd w:val="0"/>
-        <w:snapToGrid w:val="0"/>
-        <w:jc w:val="left"/>
-        <w:rPr>
-          <w:rFonts w:asciiTheme="minorEastAsia" w:hAnsiTheme="minorEastAsia" w:cstheme="minorEastAsia" w:hint="eastAsia"/>
-          <w:b/>
-          <w:bCs/>
-          <w:i/>
-          <w:iCs/>
-          <w:sz w:val="18"/>
-          <w:szCs w:val="18"/>
-        </w:rPr>
-      </w:pPr>
-      <w:r>
-        <w:rPr>
-          <w:rFonts w:asciiTheme="minorEastAsia" w:hAnsiTheme="minorEastAsia" w:cstheme="minorEastAsia"/>
-          <w:b/>
-          <w:bCs/>
-          <w:i/>
-          <w:iCs/>
-          <w:sz w:val="18"/>
-          <w:szCs w:val="18"/>
-        </w:rPr>
-        <w:t>2022.06-2024.0</w:t>
-      </w:r>
-      <w:r>
-        <w:rPr>
-          <w:rFonts w:asciiTheme="minorEastAsia" w:hAnsiTheme="minorEastAsia" w:cstheme="minorEastAsia" w:hint="eastAsia"/>
-          <w:b/>
-          <w:bCs/>
-          <w:i/>
-          <w:iCs/>
-          <w:sz w:val="18"/>
-          <w:szCs w:val="18"/>
-        </w:rPr>
-        <w:t>6</w:t>
+        <w:t>BI数据可视化</w:t>
+      </w:r>
+      <w:r>
+        <w:rPr>
+          <w:rFonts w:asciiTheme="minorEastAsia" w:hAnsiTheme="minorEastAsia" w:cstheme="minorEastAsia" w:hint="eastAsia"/>
+          <w:sz w:val="18"/>
+          <w:szCs w:val="18"/>
+        </w:rPr>
+        <w:t>：基于Python和</w:t>
+      </w:r>
+      <w:proofErr w:type="spellStart"/>
+      <w:r>
+        <w:rPr>
+          <w:rFonts w:asciiTheme="minorEastAsia" w:hAnsiTheme="minorEastAsia" w:cstheme="minorEastAsia" w:hint="eastAsia"/>
+          <w:sz w:val="18"/>
+          <w:szCs w:val="18"/>
+        </w:rPr>
+        <w:t>QuickBI</w:t>
+      </w:r>
+      <w:proofErr w:type="spellEnd"/>
+      <w:r>
+        <w:rPr>
+          <w:rFonts w:asciiTheme="minorEastAsia" w:hAnsiTheme="minorEastAsia" w:cstheme="minorEastAsia" w:hint="eastAsia"/>
+          <w:sz w:val="18"/>
+          <w:szCs w:val="18"/>
+        </w:rPr>
+        <w:t>/</w:t>
+      </w:r>
+      <w:proofErr w:type="spellStart"/>
+      <w:r>
+        <w:rPr>
+          <w:rFonts w:asciiTheme="minorEastAsia" w:hAnsiTheme="minorEastAsia" w:cstheme="minorEastAsia" w:hint="eastAsia"/>
+          <w:sz w:val="18"/>
+          <w:szCs w:val="18"/>
+        </w:rPr>
+        <w:t>PowerBI</w:t>
+      </w:r>
+      <w:proofErr w:type="spellEnd"/>
+      <w:proofErr w:type="gramStart"/>
+      <w:r>
+        <w:rPr>
+          <w:rFonts w:asciiTheme="minorEastAsia" w:hAnsiTheme="minorEastAsia" w:cstheme="minorEastAsia" w:hint="eastAsia"/>
+          <w:sz w:val="18"/>
+          <w:szCs w:val="18"/>
+        </w:rPr>
+        <w:t>搭建</w:t>
+      </w:r>
+      <w:r>
+        <w:rPr>
+          <w:rFonts w:asciiTheme="minorEastAsia" w:hAnsiTheme="minorEastAsia" w:cstheme="minorEastAsia" w:hint="eastAsia"/>
+          <w:sz w:val="18"/>
+          <w:szCs w:val="18"/>
+        </w:rPr>
+        <w:t>全</w:t>
+      </w:r>
+      <w:proofErr w:type="gramEnd"/>
+      <w:r>
+        <w:rPr>
+          <w:rFonts w:asciiTheme="minorEastAsia" w:hAnsiTheme="minorEastAsia" w:cstheme="minorEastAsia" w:hint="eastAsia"/>
+          <w:sz w:val="18"/>
+          <w:szCs w:val="18"/>
+        </w:rPr>
+        <w:t>链路</w:t>
+      </w:r>
+      <w:r>
+        <w:rPr>
+          <w:rFonts w:asciiTheme="minorEastAsia" w:hAnsiTheme="minorEastAsia" w:cstheme="minorEastAsia" w:hint="eastAsia"/>
+          <w:sz w:val="18"/>
+          <w:szCs w:val="18"/>
+        </w:rPr>
+        <w:t>工厂实时监控大屏，支撑生产决策与异常预警。</w:t>
       </w:r>
     </w:p>
     <w:p>
@@ -962,79 +1076,85 @@
       </w:pPr>
       <w:r>
         <w:rPr>
+          <w:rFonts w:asciiTheme="minorEastAsia" w:hAnsiTheme="minorEastAsia" w:cstheme="minorEastAsia" w:hint="eastAsia"/>
+          <w:b/>
+          <w:bCs/>
+          <w:sz w:val="18"/>
+          <w:szCs w:val="18"/>
+        </w:rPr>
+        <w:t>服务器自动化运维</w:t>
+      </w:r>
+      <w:r>
+        <w:rPr>
+          <w:rFonts w:asciiTheme="minorEastAsia" w:hAnsiTheme="minorEastAsia" w:cstheme="minorEastAsia" w:hint="eastAsia"/>
+          <w:sz w:val="18"/>
+          <w:szCs w:val="18"/>
+        </w:rPr>
+        <w:t>：编写Linux Shell脚本，实现服务器巡检、数据同步等任务的自动化。</w:t>
+      </w:r>
+    </w:p>
+    <w:p>
+      <w:pPr>
+        <w:adjustRightInd w:val="0"/>
+        <w:snapToGrid w:val="0"/>
+        <w:jc w:val="left"/>
+        <w:rPr>
+          <w:rFonts w:asciiTheme="minorEastAsia" w:hAnsiTheme="minorEastAsia" w:cstheme="minorEastAsia" w:hint="eastAsia"/>
+          <w:b/>
+          <w:bCs/>
+          <w:sz w:val="18"/>
+          <w:szCs w:val="18"/>
+        </w:rPr>
+      </w:pPr>
+      <w:r>
+        <w:rPr>
           <w:rFonts w:asciiTheme="minorEastAsia" w:hAnsiTheme="minorEastAsia" w:cstheme="minorEastAsia"/>
           <w:b/>
           <w:bCs/>
           <w:sz w:val="18"/>
           <w:szCs w:val="18"/>
         </w:rPr>
-        <w:t>车联网大数据处理</w:t>
-      </w:r>
+        <w:t>富士通系统工程有限公司 | 数据项目工程师</w:t>
+      </w:r>
+    </w:p>
+    <w:p>
+      <w:pPr>
+        <w:adjustRightInd w:val="0"/>
+        <w:snapToGrid w:val="0"/>
+        <w:jc w:val="left"/>
+        <w:rPr>
+          <w:rFonts w:asciiTheme="minorEastAsia" w:hAnsiTheme="minorEastAsia" w:cstheme="minorEastAsia" w:hint="eastAsia"/>
+          <w:b/>
+          <w:bCs/>
+          <w:i/>
+          <w:iCs/>
+          <w:sz w:val="18"/>
+          <w:szCs w:val="18"/>
+        </w:rPr>
+      </w:pPr>
       <w:r>
         <w:rPr>
           <w:rFonts w:asciiTheme="minorEastAsia" w:hAnsiTheme="minorEastAsia" w:cstheme="minorEastAsia"/>
-          <w:sz w:val="18"/>
-          <w:szCs w:val="18"/>
-        </w:rPr>
-        <w:t>：负责</w:t>
-      </w:r>
-      <w:r>
-        <w:rPr>
-          <w:rFonts w:asciiTheme="minorEastAsia" w:hAnsiTheme="minorEastAsia" w:cstheme="minorEastAsia" w:hint="eastAsia"/>
-          <w:sz w:val="18"/>
-          <w:szCs w:val="18"/>
-        </w:rPr>
-        <w:t>项目初期</w:t>
-      </w:r>
-      <w:r>
-        <w:rPr>
-          <w:rFonts w:asciiTheme="minorEastAsia" w:hAnsiTheme="minorEastAsia" w:cstheme="minorEastAsia"/>
-          <w:sz w:val="18"/>
-          <w:szCs w:val="18"/>
-        </w:rPr>
-        <w:t>车联网</w:t>
-      </w:r>
-      <w:r>
-        <w:rPr>
-          <w:rFonts w:asciiTheme="minorEastAsia" w:hAnsiTheme="minorEastAsia" w:cstheme="minorEastAsia" w:hint="eastAsia"/>
-          <w:sz w:val="18"/>
-          <w:szCs w:val="18"/>
-        </w:rPr>
-        <w:t>中</w:t>
-      </w:r>
-      <w:r>
-        <w:rPr>
-          <w:rFonts w:asciiTheme="minorEastAsia" w:hAnsiTheme="minorEastAsia" w:cstheme="minorEastAsia"/>
-          <w:sz w:val="18"/>
-          <w:szCs w:val="18"/>
-        </w:rPr>
-        <w:t>异常数据</w:t>
-      </w:r>
-      <w:r>
-        <w:rPr>
-          <w:rFonts w:asciiTheme="minorEastAsia" w:hAnsiTheme="minorEastAsia" w:cstheme="minorEastAsia"/>
-          <w:sz w:val="18"/>
-          <w:szCs w:val="18"/>
-        </w:rPr>
-        <w:t>研判、采集、清洗与深度分析，使用</w:t>
-      </w:r>
-      <w:proofErr w:type="spellStart"/>
-      <w:r>
-        <w:rPr>
-          <w:rFonts w:asciiTheme="minorEastAsia" w:hAnsiTheme="minorEastAsia" w:cstheme="minorEastAsia"/>
-          <w:sz w:val="18"/>
-          <w:szCs w:val="18"/>
-        </w:rPr>
-        <w:t>Python+SQL</w:t>
-      </w:r>
-      <w:proofErr w:type="spellEnd"/>
-      <w:r>
-        <w:rPr>
-          <w:rFonts w:asciiTheme="minorEastAsia" w:hAnsiTheme="minorEastAsia" w:cstheme="minorEastAsia"/>
-          <w:sz w:val="18"/>
-          <w:szCs w:val="18"/>
-        </w:rPr>
-        <w:t>实现海量数据高效处理，数据准确率达100%。</w:t>
+          <w:b/>
+          <w:bCs/>
+          <w:i/>
+          <w:iCs/>
+          <w:sz w:val="18"/>
+          <w:szCs w:val="18"/>
+        </w:rPr>
+        <w:t>2022.06-2024.0</w:t>
+      </w:r>
+      <w:r>
+        <w:rPr>
+          <w:rFonts w:asciiTheme="minorEastAsia" w:hAnsiTheme="minorEastAsia" w:cstheme="minorEastAsia" w:hint="eastAsia"/>
+          <w:b/>
+          <w:bCs/>
+          <w:i/>
+          <w:iCs/>
+          <w:sz w:val="18"/>
+          <w:szCs w:val="18"/>
+        </w:rPr>
+        <w:t>6</w:t>
       </w:r>
     </w:p>
     <w:p>
@@ -1061,7 +1181,7 @@
           <w:sz w:val="18"/>
           <w:szCs w:val="18"/>
         </w:rPr>
-        <w:t>云服务与自动化运维</w:t>
+        <w:t>车联网大数据处理</w:t>
       </w:r>
       <w:r>
         <w:rPr>
@@ -1069,15 +1189,15 @@
           <w:sz w:val="18"/>
           <w:szCs w:val="18"/>
         </w:rPr>
-        <w:t>：负责Azure云服务器运维、Linux系统管理，通过Crontab</w:t>
-      </w:r>
-      <w:r>
-        <w:rPr>
-          <w:rFonts w:asciiTheme="minorEastAsia" w:hAnsiTheme="minorEastAsia" w:cstheme="minorEastAsia" w:hint="eastAsia"/>
-          <w:sz w:val="18"/>
-          <w:szCs w:val="18"/>
-        </w:rPr>
-        <w:t>等shell脚本</w:t>
+        <w:t>：负责</w:t>
+      </w:r>
+      <w:r>
+        <w:rPr>
+          <w:rFonts w:asciiTheme="minorEastAsia" w:hAnsiTheme="minorEastAsia" w:cstheme="minorEastAsia" w:hint="eastAsia"/>
+          <w:sz w:val="18"/>
+          <w:szCs w:val="18"/>
+        </w:rPr>
+        <w:t>项目初期</w:t>
       </w:r>
       <w:r>
         <w:rPr>
@@ -1085,7 +1205,75 @@
           <w:sz w:val="18"/>
           <w:szCs w:val="18"/>
         </w:rPr>
-        <w:t>部署自动化监控程序，实现异常实时告警、数据报表自动输出，保障项目零故障稳定运行。</w:t>
+        <w:t>车联网</w:t>
+      </w:r>
+      <w:r>
+        <w:rPr>
+          <w:rFonts w:asciiTheme="minorEastAsia" w:hAnsiTheme="minorEastAsia" w:cstheme="minorEastAsia" w:hint="eastAsia"/>
+          <w:sz w:val="18"/>
+          <w:szCs w:val="18"/>
+        </w:rPr>
+        <w:t>中</w:t>
+      </w:r>
+      <w:r>
+        <w:rPr>
+          <w:rFonts w:asciiTheme="minorEastAsia" w:hAnsiTheme="minorEastAsia" w:cstheme="minorEastAsia"/>
+          <w:sz w:val="18"/>
+          <w:szCs w:val="18"/>
+        </w:rPr>
+        <w:t>异常数据</w:t>
+      </w:r>
+      <w:proofErr w:type="gramStart"/>
+      <w:r>
+        <w:rPr>
+          <w:rFonts w:asciiTheme="minorEastAsia" w:hAnsiTheme="minorEastAsia" w:cstheme="minorEastAsia"/>
+          <w:sz w:val="18"/>
+          <w:szCs w:val="18"/>
+        </w:rPr>
+        <w:t>研</w:t>
+      </w:r>
+      <w:proofErr w:type="gramEnd"/>
+      <w:r>
+        <w:rPr>
+          <w:rFonts w:asciiTheme="minorEastAsia" w:hAnsiTheme="minorEastAsia" w:cstheme="minorEastAsia"/>
+          <w:sz w:val="18"/>
+          <w:szCs w:val="18"/>
+        </w:rPr>
+        <w:t>判、采集、清洗与深度分析</w:t>
+      </w:r>
+      <w:r>
+        <w:rPr>
+          <w:rFonts w:asciiTheme="minorEastAsia" w:hAnsiTheme="minorEastAsia" w:cstheme="minorEastAsia" w:hint="eastAsia"/>
+          <w:sz w:val="18"/>
+          <w:szCs w:val="18"/>
+        </w:rPr>
+        <w:t>，并整合</w:t>
+      </w:r>
+      <w:proofErr w:type="gramStart"/>
+      <w:r>
+        <w:rPr>
+          <w:rFonts w:asciiTheme="minorEastAsia" w:hAnsiTheme="minorEastAsia" w:cstheme="minorEastAsia" w:hint="eastAsia"/>
+          <w:sz w:val="18"/>
+          <w:szCs w:val="18"/>
+        </w:rPr>
+        <w:t>成经验</w:t>
+      </w:r>
+      <w:proofErr w:type="gramEnd"/>
+      <w:r>
+        <w:rPr>
+          <w:rFonts w:asciiTheme="minorEastAsia" w:hAnsiTheme="minorEastAsia" w:cstheme="minorEastAsia" w:hint="eastAsia"/>
+          <w:sz w:val="18"/>
+          <w:szCs w:val="18"/>
+        </w:rPr>
+        <w:t>文档。</w:t>
+      </w:r>
+      <w:r>
+        <w:rPr>
+          <w:rFonts w:asciiTheme="minorEastAsia" w:hAnsiTheme="minorEastAsia" w:cstheme="minorEastAsia" w:hint="eastAsia"/>
+          <w:sz w:val="18"/>
+          <w:szCs w:val="18"/>
+        </w:rPr>
+        <w:t xml:space="preserve"> </w:t>
       </w:r>
     </w:p>
     <w:p>
@@ -1104,6 +1292,7 @@
           <w:szCs w:val="18"/>
         </w:rPr>
       </w:pPr>
+      <w:proofErr w:type="gramStart"/>
       <w:r>
         <w:rPr>
           <w:rFonts w:asciiTheme="minorEastAsia" w:hAnsiTheme="minorEastAsia" w:cstheme="minorEastAsia"/>
@@ -1112,84 +1301,10 @@
           <w:sz w:val="18"/>
           <w:szCs w:val="18"/>
         </w:rPr>
-        <w:t>项目全流程管理</w:t>
-      </w:r>
-      <w:r>
-        <w:rPr>
-          <w:rFonts w:asciiTheme="minorEastAsia" w:hAnsiTheme="minorEastAsia" w:cstheme="minorEastAsia"/>
-          <w:sz w:val="18"/>
-          <w:szCs w:val="18"/>
-        </w:rPr>
-        <w:t>：主导跨部门项目协同、SOP标准化搭建，提升项目交付效率，完成外资企业级数据项目落地交付。</w:t>
-      </w:r>
-    </w:p>
-    <w:p>
-      <w:pPr>
-        <w:adjustRightInd w:val="0"/>
-        <w:snapToGrid w:val="0"/>
-        <w:jc w:val="left"/>
-        <w:rPr>
-          <w:rFonts w:asciiTheme="minorEastAsia" w:hAnsiTheme="minorEastAsia" w:cstheme="minorEastAsia" w:hint="eastAsia"/>
-          <w:sz w:val="18"/>
-          <w:szCs w:val="18"/>
-        </w:rPr>
-      </w:pPr>
-      <w:r>
-        <w:rPr>
-          <w:rFonts w:asciiTheme="minorEastAsia" w:hAnsiTheme="minorEastAsia" w:cstheme="minorEastAsia"/>
-          <w:sz w:val="18"/>
-          <w:szCs w:val="18"/>
-        </w:rPr>
-        <w:pict w14:anchorId="1965BFB1">
-          <v:rect id="_x0000_i1026" style="width:0;height:1.5pt" o:hrstd="t" o:hrnoshade="t" o:hr="t" fillcolor="#1f2329" stroked="f"/>
-        </w:pict>
-      </w:r>
-    </w:p>
-    <w:p>
-      <w:pPr>
-        <w:adjustRightInd w:val="0"/>
-        <w:snapToGrid w:val="0"/>
-        <w:jc w:val="left"/>
-        <w:rPr>
-          <w:rFonts w:asciiTheme="minorEastAsia" w:hAnsiTheme="minorEastAsia" w:cstheme="minorEastAsia" w:hint="eastAsia"/>
-          <w:b/>
-          <w:bCs/>
-          <w:sz w:val="22"/>
-        </w:rPr>
-      </w:pPr>
-      <w:r>
-        <w:rPr>
-          <w:rFonts w:asciiTheme="minorEastAsia" w:hAnsiTheme="minorEastAsia" w:cstheme="minorEastAsia" w:hint="eastAsia"/>
-          <w:b/>
-          <w:bCs/>
-          <w:sz w:val="22"/>
-        </w:rPr>
-        <w:t>个人</w:t>
-      </w:r>
-      <w:r>
-        <w:rPr>
-          <w:rFonts w:asciiTheme="minorEastAsia" w:hAnsiTheme="minorEastAsia" w:cstheme="minorEastAsia" w:hint="eastAsia"/>
-          <w:b/>
-          <w:bCs/>
-          <w:sz w:val="22"/>
-        </w:rPr>
-        <w:t>项目</w:t>
-      </w:r>
-      <w:r>
-        <w:rPr>
-          <w:rFonts w:asciiTheme="minorEastAsia" w:hAnsiTheme="minorEastAsia" w:cstheme="minorEastAsia" w:hint="eastAsia"/>
-          <w:b/>
-          <w:bCs/>
-          <w:sz w:val="22"/>
-        </w:rPr>
-        <w:t>经验</w:t>
-      </w:r>
-    </w:p>
-    <w:p>
-      <w:pPr>
-        <w:adjustRightInd w:val="0"/>
-        <w:snapToGrid w:val="0"/>
-        <w:jc w:val="left"/>
+        <w:t>云服务</w:t>
+      </w:r>
+      <w:proofErr w:type="gramEnd"/>
+      <w:r>
         <w:rPr>
           <w:rFonts w:asciiTheme="minorEastAsia" w:hAnsiTheme="minorEastAsia" w:cstheme="minorEastAsia"/>
           <w:b/>
@@ -1197,16 +1312,31 @@
           <w:sz w:val="18"/>
           <w:szCs w:val="18"/>
         </w:rPr>
-      </w:pPr>
-      <w:r>
-        <w:rPr>
-          <w:rFonts w:asciiTheme="minorEastAsia" w:hAnsiTheme="minorEastAsia" w:cstheme="minorEastAsia" w:hint="eastAsia"/>
-          <w:b/>
-          <w:bCs/>
-          <w:sz w:val="18"/>
-          <w:szCs w:val="18"/>
-        </w:rPr>
-        <w:t>Agentic RAG 智能检索增强生成系统</w:t>
+        <w:t>与自动化运维</w:t>
+      </w:r>
+      <w:r>
+        <w:rPr>
+          <w:rFonts w:asciiTheme="minorEastAsia" w:hAnsiTheme="minorEastAsia" w:cstheme="minorEastAsia"/>
+          <w:sz w:val="18"/>
+          <w:szCs w:val="18"/>
+        </w:rPr>
+        <w:t>：负责Azure云服务器运维、Linux系统管理，通过Crontab</w:t>
+      </w:r>
+      <w:r>
+        <w:rPr>
+          <w:rFonts w:asciiTheme="minorEastAsia" w:hAnsiTheme="minorEastAsia" w:cstheme="minorEastAsia" w:hint="eastAsia"/>
+          <w:sz w:val="18"/>
+          <w:szCs w:val="18"/>
+        </w:rPr>
+        <w:t>等shell脚本</w:t>
+      </w:r>
+      <w:r>
+        <w:rPr>
+          <w:rFonts w:asciiTheme="minorEastAsia" w:hAnsiTheme="minorEastAsia" w:cstheme="minorEastAsia"/>
+          <w:sz w:val="18"/>
+          <w:szCs w:val="18"/>
+        </w:rPr>
+        <w:t>部署自动化监控程序，实现异常实时告警、数据报表自动输出，保障项目零故障稳定运行。</w:t>
       </w:r>
     </w:p>
     <w:p>
@@ -1220,104 +1350,46 @@
         <w:snapToGrid w:val="0"/>
         <w:jc w:val="left"/>
         <w:rPr>
+          <w:rFonts w:asciiTheme="minorEastAsia" w:hAnsiTheme="minorEastAsia" w:cstheme="minorEastAsia" w:hint="eastAsia"/>
+          <w:sz w:val="18"/>
+          <w:szCs w:val="18"/>
+        </w:rPr>
+      </w:pPr>
+      <w:r>
+        <w:rPr>
           <w:rFonts w:asciiTheme="minorEastAsia" w:hAnsiTheme="minorEastAsia" w:cstheme="minorEastAsia"/>
-          <w:sz w:val="18"/>
-          <w:szCs w:val="18"/>
-        </w:rPr>
-      </w:pPr>
+          <w:b/>
+          <w:bCs/>
+          <w:sz w:val="18"/>
+          <w:szCs w:val="18"/>
+        </w:rPr>
+        <w:t>项目全流程管理</w:t>
+      </w:r>
       <w:r>
         <w:rPr>
           <w:rFonts w:asciiTheme="minorEastAsia" w:hAnsiTheme="minorEastAsia" w:cstheme="minorEastAsia"/>
           <w:sz w:val="18"/>
           <w:szCs w:val="18"/>
         </w:rPr>
-        <w:t xml:space="preserve">独立基于 </w:t>
-      </w:r>
-      <w:proofErr w:type="spellStart"/>
+        <w:t>：主导跨部门项目协同、SOP标准化搭建，提升项目交付效率，完成外资企业</w:t>
+      </w:r>
+      <w:proofErr w:type="gramStart"/>
       <w:r>
         <w:rPr>
           <w:rFonts w:asciiTheme="minorEastAsia" w:hAnsiTheme="minorEastAsia" w:cstheme="minorEastAsia"/>
           <w:sz w:val="18"/>
           <w:szCs w:val="18"/>
         </w:rPr>
-        <w:t>LlamaIndex</w:t>
-      </w:r>
-      <w:proofErr w:type="spellEnd"/>
+        <w:t>级数据</w:t>
+      </w:r>
+      <w:proofErr w:type="gramEnd"/>
       <w:r>
         <w:rPr>
           <w:rFonts w:asciiTheme="minorEastAsia" w:hAnsiTheme="minorEastAsia" w:cstheme="minorEastAsia"/>
           <w:sz w:val="18"/>
           <w:szCs w:val="18"/>
         </w:rPr>
-        <w:t xml:space="preserve"> 搭建完整 Agentic RA</w:t>
-      </w:r>
-      <w:r>
-        <w:rPr>
-          <w:rFonts w:asciiTheme="minorEastAsia" w:hAnsiTheme="minorEastAsia" w:cstheme="minorEastAsia" w:hint="eastAsia"/>
-          <w:sz w:val="18"/>
-          <w:szCs w:val="18"/>
-        </w:rPr>
-        <w:t>G</w:t>
-      </w:r>
-      <w:r>
-        <w:rPr>
-          <w:rFonts w:asciiTheme="minorEastAsia" w:hAnsiTheme="minorEastAsia" w:cstheme="minorEastAsia"/>
-          <w:sz w:val="18"/>
-          <w:szCs w:val="18"/>
-        </w:rPr>
-        <w:t>检索增强生成系统，覆盖文档处理、混合检索、智能重排、联网搜索全链路；支持PDF/DOCX/TXT多文档解析、滑动窗口分块、BGE-Small向量化与</w:t>
-      </w:r>
-      <w:proofErr w:type="spellStart"/>
-      <w:r>
-        <w:rPr>
-          <w:rFonts w:asciiTheme="minorEastAsia" w:hAnsiTheme="minorEastAsia" w:cstheme="minorEastAsia"/>
-          <w:sz w:val="18"/>
-          <w:szCs w:val="18"/>
-        </w:rPr>
-        <w:t>ChromaDB</w:t>
-      </w:r>
-      <w:proofErr w:type="spellEnd"/>
-      <w:r>
-        <w:rPr>
-          <w:rFonts w:asciiTheme="minorEastAsia" w:hAnsiTheme="minorEastAsia" w:cstheme="minorEastAsia"/>
-          <w:sz w:val="18"/>
-          <w:szCs w:val="18"/>
-        </w:rPr>
-        <w:t>向量库MD5增量更新，融合Embedding语义检索+BM25关键词检索加权</w:t>
-      </w:r>
-      <w:r>
-        <w:rPr>
-          <w:rFonts w:asciiTheme="minorEastAsia" w:hAnsiTheme="minorEastAsia" w:cstheme="minorEastAsia" w:hint="eastAsia"/>
-          <w:sz w:val="18"/>
-          <w:szCs w:val="18"/>
-        </w:rPr>
-        <w:t>分配</w:t>
-      </w:r>
-      <w:r>
-        <w:rPr>
-          <w:rFonts w:asciiTheme="minorEastAsia" w:hAnsiTheme="minorEastAsia" w:cstheme="minorEastAsia"/>
-          <w:sz w:val="18"/>
-          <w:szCs w:val="18"/>
-        </w:rPr>
-        <w:t>召回，搭配</w:t>
-      </w:r>
-      <w:proofErr w:type="spellStart"/>
-      <w:r>
-        <w:rPr>
-          <w:rFonts w:asciiTheme="minorEastAsia" w:hAnsiTheme="minorEastAsia" w:cstheme="minorEastAsia"/>
-          <w:sz w:val="18"/>
-          <w:szCs w:val="18"/>
-        </w:rPr>
-        <w:t>CrossEncoder</w:t>
-      </w:r>
-      <w:proofErr w:type="spellEnd"/>
-      <w:r>
-        <w:rPr>
-          <w:rFonts w:asciiTheme="minorEastAsia" w:hAnsiTheme="minorEastAsia" w:cstheme="minorEastAsia"/>
-          <w:sz w:val="18"/>
-          <w:szCs w:val="18"/>
-        </w:rPr>
-        <w:t>重排提升精度；依托LLM实现查询改写、相关性自省、自主重检索/联网搜索智能调度闭环，兼容DeepSeek、通义千问双模型，并通过线程池并行多查询检索优化召回与响应速度。</w:t>
+        <w:t>项目落地交付。</w:t>
       </w:r>
     </w:p>
     <w:p>
@@ -1327,10 +1399,31 @@
         <w:jc w:val="left"/>
         <w:rPr>
           <w:rFonts w:asciiTheme="minorEastAsia" w:hAnsiTheme="minorEastAsia" w:cstheme="minorEastAsia" w:hint="eastAsia"/>
+          <w:sz w:val="18"/>
+          <w:szCs w:val="18"/>
+        </w:rPr>
+      </w:pPr>
+      <w:r>
+        <w:rPr>
+          <w:rFonts w:asciiTheme="minorEastAsia" w:hAnsiTheme="minorEastAsia" w:cstheme="minorEastAsia"/>
+          <w:sz w:val="18"/>
+          <w:szCs w:val="18"/>
+        </w:rPr>
+        <w:pict w14:anchorId="1965BFB1">
+          <v:rect id="_x0000_i1027" style="width:0;height:1.5pt" o:hrstd="t" o:hrnoshade="t" o:hr="t" fillcolor="#1f2329" stroked="f"/>
+        </w:pict>
+      </w:r>
+    </w:p>
+    <w:p>
+      <w:pPr>
+        <w:adjustRightInd w:val="0"/>
+        <w:snapToGrid w:val="0"/>
+        <w:jc w:val="left"/>
+        <w:rPr>
+          <w:rFonts w:asciiTheme="minorEastAsia" w:hAnsiTheme="minorEastAsia" w:cstheme="minorEastAsia" w:hint="eastAsia"/>
           <w:b/>
           <w:bCs/>
-          <w:sz w:val="18"/>
-          <w:szCs w:val="18"/>
+          <w:sz w:val="22"/>
         </w:rPr>
       </w:pPr>
       <w:r>
@@ -1338,20 +1431,51 @@
           <w:rFonts w:asciiTheme="minorEastAsia" w:hAnsiTheme="minorEastAsia" w:cstheme="minorEastAsia" w:hint="eastAsia"/>
           <w:b/>
           <w:bCs/>
-          <w:sz w:val="18"/>
-          <w:szCs w:val="18"/>
-        </w:rPr>
-        <w:t>高并发</w:t>
-      </w:r>
-      <w:r>
-        <w:rPr>
-          <w:rFonts w:asciiTheme="minorEastAsia" w:hAnsiTheme="minorEastAsia" w:cstheme="minorEastAsia"/>
+          <w:sz w:val="22"/>
+        </w:rPr>
+        <w:t>个人</w:t>
+      </w:r>
+      <w:r>
+        <w:rPr>
+          <w:rFonts w:asciiTheme="minorEastAsia" w:hAnsiTheme="minorEastAsia" w:cstheme="minorEastAsia" w:hint="eastAsia"/>
           <w:b/>
           <w:bCs/>
-          <w:sz w:val="18"/>
-          <w:szCs w:val="18"/>
-        </w:rPr>
-        <w:t>爬虫系统</w:t>
+          <w:sz w:val="22"/>
+        </w:rPr>
+        <w:t>项目</w:t>
+      </w:r>
+      <w:r>
+        <w:rPr>
+          <w:rFonts w:asciiTheme="minorEastAsia" w:hAnsiTheme="minorEastAsia" w:cstheme="minorEastAsia" w:hint="eastAsia"/>
+          <w:b/>
+          <w:bCs/>
+          <w:sz w:val="22"/>
+        </w:rPr>
+        <w:t>经验</w:t>
+      </w:r>
+    </w:p>
+    <w:p>
+      <w:pPr>
+        <w:adjustRightInd w:val="0"/>
+        <w:snapToGrid w:val="0"/>
+        <w:jc w:val="left"/>
+        <w:rPr>
+          <w:rFonts w:asciiTheme="minorEastAsia" w:hAnsiTheme="minorEastAsia" w:cstheme="minorEastAsia" w:hint="eastAsia"/>
+          <w:b/>
+          <w:bCs/>
+          <w:sz w:val="18"/>
+          <w:szCs w:val="18"/>
+        </w:rPr>
+      </w:pPr>
+      <w:r>
+        <w:rPr>
+          <w:rFonts w:asciiTheme="minorEastAsia" w:hAnsiTheme="minorEastAsia" w:cstheme="minorEastAsia" w:hint="eastAsia"/>
+          <w:b/>
+          <w:bCs/>
+          <w:sz w:val="18"/>
+          <w:szCs w:val="18"/>
+        </w:rPr>
+        <w:t>Agentic RAG 智能检索增强生成系统</w:t>
       </w:r>
     </w:p>
     <w:p>
@@ -1372,59 +1496,37 @@
       </w:pPr>
       <w:r>
         <w:rPr>
-          <w:rFonts w:asciiTheme="minorEastAsia" w:hAnsiTheme="minorEastAsia" w:cstheme="minorEastAsia" w:hint="eastAsia"/>
-          <w:sz w:val="18"/>
-          <w:szCs w:val="18"/>
-        </w:rPr>
-        <w:t>制作</w:t>
-      </w:r>
-      <w:r>
-        <w:rPr>
           <w:rFonts w:asciiTheme="minorEastAsia" w:hAnsiTheme="minorEastAsia" w:cstheme="minorEastAsia"/>
           <w:sz w:val="18"/>
           <w:szCs w:val="18"/>
         </w:rPr>
-        <w:t>高</w:t>
-      </w:r>
-      <w:r>
-        <w:rPr>
-          <w:rFonts w:asciiTheme="minorEastAsia" w:hAnsiTheme="minorEastAsia" w:cstheme="minorEastAsia" w:hint="eastAsia"/>
-          <w:sz w:val="18"/>
-          <w:szCs w:val="18"/>
-        </w:rPr>
-        <w:t>并发</w:t>
-      </w:r>
+        <w:t xml:space="preserve">独立基于 </w:t>
+      </w:r>
+      <w:proofErr w:type="spellStart"/>
       <w:r>
         <w:rPr>
           <w:rFonts w:asciiTheme="minorEastAsia" w:hAnsiTheme="minorEastAsia" w:cstheme="minorEastAsia"/>
           <w:sz w:val="18"/>
           <w:szCs w:val="18"/>
         </w:rPr>
-        <w:t>爬虫，</w:t>
-      </w:r>
-      <w:r>
-        <w:rPr>
-          <w:rFonts w:asciiTheme="minorEastAsia" w:hAnsiTheme="minorEastAsia" w:cstheme="minorEastAsia" w:hint="eastAsia"/>
-          <w:sz w:val="18"/>
-          <w:szCs w:val="18"/>
-        </w:rPr>
-        <w:t>通过请求-存储解耦，使用消息队列queue和多进程设计实现 30s内定时</w:t>
-      </w:r>
+        <w:t>LlamaIndex</w:t>
+      </w:r>
+      <w:proofErr w:type="spellEnd"/>
       <w:r>
         <w:rPr>
           <w:rFonts w:asciiTheme="minorEastAsia" w:hAnsiTheme="minorEastAsia" w:cstheme="minorEastAsia"/>
           <w:sz w:val="18"/>
           <w:szCs w:val="18"/>
         </w:rPr>
-        <w:t>定向抓取</w:t>
-      </w:r>
-      <w:r>
-        <w:rPr>
-          <w:rFonts w:asciiTheme="minorEastAsia" w:hAnsiTheme="minorEastAsia" w:cstheme="minorEastAsia" w:hint="eastAsia"/>
-          <w:sz w:val="18"/>
-          <w:szCs w:val="18"/>
-        </w:rPr>
-        <w:t>5000+</w:t>
+        <w:t xml:space="preserve"> 搭建完整 Agentic RA</w:t>
+      </w:r>
+      <w:r>
+        <w:rPr>
+          <w:rFonts w:asciiTheme="minorEastAsia" w:hAnsiTheme="minorEastAsia" w:cstheme="minorEastAsia" w:hint="eastAsia"/>
+          <w:sz w:val="18"/>
+          <w:szCs w:val="18"/>
+        </w:rPr>
+        <w:t>G</w:t>
       </w:r>
       <w:r>
         <w:rPr>
@@ -1432,39 +1534,95 @@
           <w:sz w:val="18"/>
           <w:szCs w:val="18"/>
         </w:rPr>
-        <w:t>股票数据，</w:t>
-      </w:r>
-      <w:r>
-        <w:rPr>
-          <w:rFonts w:asciiTheme="minorEastAsia" w:hAnsiTheme="minorEastAsia" w:cstheme="minorEastAsia" w:hint="eastAsia"/>
-          <w:sz w:val="18"/>
-          <w:szCs w:val="18"/>
-        </w:rPr>
-        <w:t>并做到</w:t>
-      </w:r>
+        <w:t>检索增强生成系统，覆盖文档处理、混合检索、智能重排、联网</w:t>
+      </w:r>
+      <w:proofErr w:type="gramStart"/>
       <w:r>
         <w:rPr>
           <w:rFonts w:asciiTheme="minorEastAsia" w:hAnsiTheme="minorEastAsia" w:cstheme="minorEastAsia"/>
           <w:sz w:val="18"/>
           <w:szCs w:val="18"/>
         </w:rPr>
-        <w:t>爬虫、清洗、入库、更新全自动化，支撑20+财经指标</w:t>
-      </w:r>
-      <w:r>
-        <w:rPr>
-          <w:rFonts w:asciiTheme="minorEastAsia" w:hAnsiTheme="minorEastAsia" w:cstheme="minorEastAsia" w:hint="eastAsia"/>
-          <w:sz w:val="18"/>
-          <w:szCs w:val="18"/>
-        </w:rPr>
-        <w:t>盘后</w:t>
-      </w:r>
+        <w:t>搜索全</w:t>
+      </w:r>
+      <w:proofErr w:type="gramEnd"/>
       <w:r>
         <w:rPr>
           <w:rFonts w:asciiTheme="minorEastAsia" w:hAnsiTheme="minorEastAsia" w:cstheme="minorEastAsia"/>
           <w:sz w:val="18"/>
           <w:szCs w:val="18"/>
         </w:rPr>
-        <w:t>离线分析与可视化决策，</w:t>
+        <w:t>链路；支持PDF/DOCX/TXT多文档解析、滑动窗口分块、BGE-Small向量化与</w:t>
+      </w:r>
+      <w:proofErr w:type="spellStart"/>
+      <w:r>
+        <w:rPr>
+          <w:rFonts w:asciiTheme="minorEastAsia" w:hAnsiTheme="minorEastAsia" w:cstheme="minorEastAsia"/>
+          <w:sz w:val="18"/>
+          <w:szCs w:val="18"/>
+        </w:rPr>
+        <w:t>ChromaDB</w:t>
+      </w:r>
+      <w:proofErr w:type="spellEnd"/>
+      <w:r>
+        <w:rPr>
+          <w:rFonts w:asciiTheme="minorEastAsia" w:hAnsiTheme="minorEastAsia" w:cstheme="minorEastAsia"/>
+          <w:sz w:val="18"/>
+          <w:szCs w:val="18"/>
+        </w:rPr>
+        <w:t>向量库MD5增量更新，融合Embedding语义检索+BM25关键词检索加权</w:t>
+      </w:r>
+      <w:r>
+        <w:rPr>
+          <w:rFonts w:asciiTheme="minorEastAsia" w:hAnsiTheme="minorEastAsia" w:cstheme="minorEastAsia" w:hint="eastAsia"/>
+          <w:sz w:val="18"/>
+          <w:szCs w:val="18"/>
+        </w:rPr>
+        <w:t>分配</w:t>
+      </w:r>
+      <w:r>
+        <w:rPr>
+          <w:rFonts w:asciiTheme="minorEastAsia" w:hAnsiTheme="minorEastAsia" w:cstheme="minorEastAsia"/>
+          <w:sz w:val="18"/>
+          <w:szCs w:val="18"/>
+        </w:rPr>
+        <w:t>召回，搭配</w:t>
+      </w:r>
+      <w:proofErr w:type="spellStart"/>
+      <w:r>
+        <w:rPr>
+          <w:rFonts w:asciiTheme="minorEastAsia" w:hAnsiTheme="minorEastAsia" w:cstheme="minorEastAsia"/>
+          <w:sz w:val="18"/>
+          <w:szCs w:val="18"/>
+        </w:rPr>
+        <w:t>CrossEncoder</w:t>
+      </w:r>
+      <w:proofErr w:type="spellEnd"/>
+      <w:r>
+        <w:rPr>
+          <w:rFonts w:asciiTheme="minorEastAsia" w:hAnsiTheme="minorEastAsia" w:cstheme="minorEastAsia"/>
+          <w:sz w:val="18"/>
+          <w:szCs w:val="18"/>
+        </w:rPr>
+        <w:t>重排提升精度；依托LLM实现查询改写、相关性自省、自主重检索/联网搜索智能调度闭环，兼容DeepSeek、</w:t>
+      </w:r>
+      <w:proofErr w:type="gramStart"/>
+      <w:r>
+        <w:rPr>
+          <w:rFonts w:asciiTheme="minorEastAsia" w:hAnsiTheme="minorEastAsia" w:cstheme="minorEastAsia"/>
+          <w:sz w:val="18"/>
+          <w:szCs w:val="18"/>
+        </w:rPr>
+        <w:t>通义千问双模</w:t>
+      </w:r>
+      <w:proofErr w:type="gramEnd"/>
+      <w:r>
+        <w:rPr>
+          <w:rFonts w:asciiTheme="minorEastAsia" w:hAnsiTheme="minorEastAsia" w:cstheme="minorEastAsia"/>
+          <w:sz w:val="18"/>
+          <w:szCs w:val="18"/>
+        </w:rPr>
+        <w:t>型，并通过线程池并行多查询检索优化召回与响应速度。</w:t>
       </w:r>
     </w:p>
     <w:p>
@@ -1474,41 +1632,31 @@
         <w:jc w:val="left"/>
         <w:rPr>
           <w:rFonts w:asciiTheme="minorEastAsia" w:hAnsiTheme="minorEastAsia" w:cstheme="minorEastAsia" w:hint="eastAsia"/>
-          <w:sz w:val="18"/>
-          <w:szCs w:val="18"/>
-        </w:rPr>
-      </w:pPr>
-      <w:r>
-        <w:rPr>
-          <w:rFonts w:asciiTheme="minorEastAsia" w:hAnsiTheme="minorEastAsia" w:cstheme="minorEastAsia"/>
-          <w:sz w:val="18"/>
-          <w:szCs w:val="18"/>
-        </w:rPr>
-        <w:pict w14:anchorId="6F779C06">
-          <v:rect id="_x0000_i1027" style="width:0;height:1.5pt" o:hrstd="t" o:hrnoshade="t" o:hr="t" fillcolor="#1f2329" stroked="f"/>
-        </w:pict>
-      </w:r>
-    </w:p>
-    <w:p>
-      <w:pPr>
-        <w:adjustRightInd w:val="0"/>
-        <w:snapToGrid w:val="0"/>
-        <w:jc w:val="left"/>
+          <w:b/>
+          <w:bCs/>
+          <w:sz w:val="18"/>
+          <w:szCs w:val="18"/>
+        </w:rPr>
+      </w:pPr>
+      <w:r>
+        <w:rPr>
+          <w:rFonts w:asciiTheme="minorEastAsia" w:hAnsiTheme="minorEastAsia" w:cstheme="minorEastAsia" w:hint="eastAsia"/>
+          <w:b/>
+          <w:bCs/>
+          <w:sz w:val="18"/>
+          <w:szCs w:val="18"/>
+        </w:rPr>
+        <w:t>高并发</w:t>
+      </w:r>
+      <w:r>
         <w:rPr>
           <w:rFonts w:asciiTheme="minorEastAsia" w:hAnsiTheme="minorEastAsia" w:cstheme="minorEastAsia"/>
           <w:b/>
           <w:bCs/>
-          <w:sz w:val="22"/>
-        </w:rPr>
-      </w:pPr>
-      <w:r>
-        <w:rPr>
-          <w:rFonts w:asciiTheme="minorEastAsia" w:hAnsiTheme="minorEastAsia" w:cstheme="minorEastAsia" w:hint="eastAsia"/>
-          <w:b/>
-          <w:bCs/>
-          <w:sz w:val="22"/>
-        </w:rPr>
-        <w:t>技能专长</w:t>
+          <w:sz w:val="18"/>
+          <w:szCs w:val="18"/>
+        </w:rPr>
+        <w:t>爬虫系统</w:t>
       </w:r>
     </w:p>
     <w:p>
@@ -1533,7 +1681,157 @@
           <w:sz w:val="18"/>
           <w:szCs w:val="18"/>
         </w:rPr>
-        <w:t>AI应用开发：熟悉LangGraph工作流编排与多智能体（Multi-Agent）架构；了解LLM应用开发，包括Prompt工程、Function Calling及长短期记忆系统；具备大模型API集成经验。</w:t>
+        <w:t>制作</w:t>
+      </w:r>
+      <w:r>
+        <w:rPr>
+          <w:rFonts w:asciiTheme="minorEastAsia" w:hAnsiTheme="minorEastAsia" w:cstheme="minorEastAsia"/>
+          <w:sz w:val="18"/>
+          <w:szCs w:val="18"/>
+        </w:rPr>
+        <w:t>高</w:t>
+      </w:r>
+      <w:r>
+        <w:rPr>
+          <w:rFonts w:asciiTheme="minorEastAsia" w:hAnsiTheme="minorEastAsia" w:cstheme="minorEastAsia" w:hint="eastAsia"/>
+          <w:sz w:val="18"/>
+          <w:szCs w:val="18"/>
+        </w:rPr>
+        <w:t>并发</w:t>
+      </w:r>
+      <w:r>
+        <w:rPr>
+          <w:rFonts w:asciiTheme="minorEastAsia" w:hAnsiTheme="minorEastAsia" w:cstheme="minorEastAsia"/>
+          <w:sz w:val="18"/>
+          <w:szCs w:val="18"/>
+        </w:rPr>
+        <w:t>爬虫，</w:t>
+      </w:r>
+      <w:r>
+        <w:rPr>
+          <w:rFonts w:asciiTheme="minorEastAsia" w:hAnsiTheme="minorEastAsia" w:cstheme="minorEastAsia" w:hint="eastAsia"/>
+          <w:sz w:val="18"/>
+          <w:szCs w:val="18"/>
+        </w:rPr>
+        <w:t>通过请求-存储解耦，使用消息队列queue和</w:t>
+      </w:r>
+      <w:proofErr w:type="gramStart"/>
+      <w:r>
+        <w:rPr>
+          <w:rFonts w:asciiTheme="minorEastAsia" w:hAnsiTheme="minorEastAsia" w:cstheme="minorEastAsia" w:hint="eastAsia"/>
+          <w:sz w:val="18"/>
+          <w:szCs w:val="18"/>
+        </w:rPr>
+        <w:t>多进程</w:t>
+      </w:r>
+      <w:proofErr w:type="gramEnd"/>
+      <w:r>
+        <w:rPr>
+          <w:rFonts w:asciiTheme="minorEastAsia" w:hAnsiTheme="minorEastAsia" w:cstheme="minorEastAsia" w:hint="eastAsia"/>
+          <w:sz w:val="18"/>
+          <w:szCs w:val="18"/>
+        </w:rPr>
+        <w:t>设计实现 30s内定时</w:t>
+      </w:r>
+      <w:r>
+        <w:rPr>
+          <w:rFonts w:asciiTheme="minorEastAsia" w:hAnsiTheme="minorEastAsia" w:cstheme="minorEastAsia"/>
+          <w:sz w:val="18"/>
+          <w:szCs w:val="18"/>
+        </w:rPr>
+        <w:t>定向抓取</w:t>
+      </w:r>
+      <w:r>
+        <w:rPr>
+          <w:rFonts w:asciiTheme="minorEastAsia" w:hAnsiTheme="minorEastAsia" w:cstheme="minorEastAsia" w:hint="eastAsia"/>
+          <w:sz w:val="18"/>
+          <w:szCs w:val="18"/>
+        </w:rPr>
+        <w:t>5000+</w:t>
+      </w:r>
+      <w:r>
+        <w:rPr>
+          <w:rFonts w:asciiTheme="minorEastAsia" w:hAnsiTheme="minorEastAsia" w:cstheme="minorEastAsia"/>
+          <w:sz w:val="18"/>
+          <w:szCs w:val="18"/>
+        </w:rPr>
+        <w:t>股票数据，</w:t>
+      </w:r>
+      <w:r>
+        <w:rPr>
+          <w:rFonts w:asciiTheme="minorEastAsia" w:hAnsiTheme="minorEastAsia" w:cstheme="minorEastAsia" w:hint="eastAsia"/>
+          <w:sz w:val="18"/>
+          <w:szCs w:val="18"/>
+        </w:rPr>
+        <w:t>并做到</w:t>
+      </w:r>
+      <w:r>
+        <w:rPr>
+          <w:rFonts w:asciiTheme="minorEastAsia" w:hAnsiTheme="minorEastAsia" w:cstheme="minorEastAsia"/>
+          <w:sz w:val="18"/>
+          <w:szCs w:val="18"/>
+        </w:rPr>
+        <w:t>爬虫、清洗、入库、更新全自动化，支撑20+财经指标</w:t>
+      </w:r>
+      <w:r>
+        <w:rPr>
+          <w:rFonts w:asciiTheme="minorEastAsia" w:hAnsiTheme="minorEastAsia" w:cstheme="minorEastAsia" w:hint="eastAsia"/>
+          <w:sz w:val="18"/>
+          <w:szCs w:val="18"/>
+        </w:rPr>
+        <w:t>盘后</w:t>
+      </w:r>
+      <w:r>
+        <w:rPr>
+          <w:rFonts w:asciiTheme="minorEastAsia" w:hAnsiTheme="minorEastAsia" w:cstheme="minorEastAsia"/>
+          <w:sz w:val="18"/>
+          <w:szCs w:val="18"/>
+        </w:rPr>
+        <w:t>离线分析与可视化决策，</w:t>
+      </w:r>
+    </w:p>
+    <w:p>
+      <w:pPr>
+        <w:adjustRightInd w:val="0"/>
+        <w:snapToGrid w:val="0"/>
+        <w:jc w:val="left"/>
+        <w:rPr>
+          <w:rFonts w:asciiTheme="minorEastAsia" w:hAnsiTheme="minorEastAsia" w:cstheme="minorEastAsia" w:hint="eastAsia"/>
+          <w:sz w:val="18"/>
+          <w:szCs w:val="18"/>
+        </w:rPr>
+      </w:pPr>
+      <w:r>
+        <w:rPr>
+          <w:rFonts w:asciiTheme="minorEastAsia" w:hAnsiTheme="minorEastAsia" w:cstheme="minorEastAsia"/>
+          <w:sz w:val="18"/>
+          <w:szCs w:val="18"/>
+        </w:rPr>
+        <w:pict w14:anchorId="6F779C06">
+          <v:rect id="_x0000_i1028" style="width:0;height:1.5pt" o:hrstd="t" o:hrnoshade="t" o:hr="t" fillcolor="#1f2329" stroked="f"/>
+        </w:pict>
+      </w:r>
+    </w:p>
+    <w:p>
+      <w:pPr>
+        <w:adjustRightInd w:val="0"/>
+        <w:snapToGrid w:val="0"/>
+        <w:jc w:val="left"/>
+        <w:rPr>
+          <w:rFonts w:asciiTheme="minorEastAsia" w:hAnsiTheme="minorEastAsia" w:cstheme="minorEastAsia" w:hint="eastAsia"/>
+          <w:b/>
+          <w:bCs/>
+          <w:sz w:val="22"/>
+        </w:rPr>
+      </w:pPr>
+      <w:r>
+        <w:rPr>
+          <w:rFonts w:asciiTheme="minorEastAsia" w:hAnsiTheme="minorEastAsia" w:cstheme="minorEastAsia" w:hint="eastAsia"/>
+          <w:b/>
+          <w:bCs/>
+          <w:sz w:val="22"/>
+        </w:rPr>
+        <w:t>技能专长</w:t>
       </w:r>
     </w:p>
     <w:p>
@@ -1558,25 +1856,7 @@
           <w:sz w:val="18"/>
           <w:szCs w:val="18"/>
         </w:rPr>
-        <w:t>Python后端开发：熟练掌握</w:t>
-      </w:r>
-      <w:proofErr w:type="spellStart"/>
-      <w:r>
-        <w:rPr>
-          <w:rFonts w:asciiTheme="minorEastAsia" w:hAnsiTheme="minorEastAsia" w:cstheme="minorEastAsia" w:hint="eastAsia"/>
-          <w:sz w:val="18"/>
-          <w:szCs w:val="18"/>
-        </w:rPr>
-        <w:t>FastAPI</w:t>
-      </w:r>
-      <w:proofErr w:type="spellEnd"/>
-      <w:r>
-        <w:rPr>
-          <w:rFonts w:asciiTheme="minorEastAsia" w:hAnsiTheme="minorEastAsia" w:cstheme="minorEastAsia" w:hint="eastAsia"/>
-          <w:sz w:val="18"/>
-          <w:szCs w:val="18"/>
-        </w:rPr>
-        <w:t>等Web框架，具备RBAC权限模型开发经验。熟悉Python协程、多线程及Pandas数据分析。</w:t>
+        <w:t>AI应用开发：熟悉LangGraph工作流编排与多智能体（Multi-Agent）架构；了解LLM应用开发，包括Prompt工程、Function Calling及长短期记忆系统；具备大模型API集成经验。</w:t>
       </w:r>
     </w:p>
     <w:p>
@@ -1601,23 +1881,41 @@
           <w:sz w:val="18"/>
           <w:szCs w:val="18"/>
         </w:rPr>
-        <w:t>数据工程：</w:t>
-      </w:r>
-      <w:r>
-        <w:rPr>
-          <w:rFonts w:asciiTheme="minorEastAsia" w:hAnsiTheme="minorEastAsia" w:cstheme="minorEastAsia" w:hint="eastAsia"/>
-          <w:sz w:val="18"/>
-          <w:szCs w:val="18"/>
-        </w:rPr>
-        <w:t xml:space="preserve">Python </w:t>
-      </w:r>
-      <w:r>
-        <w:rPr>
-          <w:rFonts w:asciiTheme="minorEastAsia" w:hAnsiTheme="minorEastAsia" w:cstheme="minorEastAsia" w:hint="eastAsia"/>
-          <w:sz w:val="18"/>
-          <w:szCs w:val="18"/>
-        </w:rPr>
-        <w:t>ETL开发、MySQL优化经验。</w:t>
+        <w:t>Python后端开发：熟练掌握</w:t>
+      </w:r>
+      <w:proofErr w:type="spellStart"/>
+      <w:r>
+        <w:rPr>
+          <w:rFonts w:asciiTheme="minorEastAsia" w:hAnsiTheme="minorEastAsia" w:cstheme="minorEastAsia" w:hint="eastAsia"/>
+          <w:sz w:val="18"/>
+          <w:szCs w:val="18"/>
+        </w:rPr>
+        <w:t>FastAPI</w:t>
+      </w:r>
+      <w:proofErr w:type="spellEnd"/>
+      <w:r>
+        <w:rPr>
+          <w:rFonts w:asciiTheme="minorEastAsia" w:hAnsiTheme="minorEastAsia" w:cstheme="minorEastAsia" w:hint="eastAsia"/>
+          <w:sz w:val="18"/>
+          <w:szCs w:val="18"/>
+        </w:rPr>
+        <w:t>等Web框架，具备RBAC权限模型开发经验。熟悉Python协程、多线程及Pandas数据分析</w:t>
+      </w:r>
+      <w:r>
+        <w:rPr>
+          <w:rFonts w:asciiTheme="minorEastAsia" w:hAnsiTheme="minorEastAsia" w:cstheme="minorEastAsia" w:hint="eastAsia"/>
+          <w:sz w:val="18"/>
+          <w:szCs w:val="18"/>
+        </w:rPr>
+        <w:t xml:space="preserve"> OCR识别等</w:t>
+      </w:r>
+      <w:r>
+        <w:rPr>
+          <w:rFonts w:asciiTheme="minorEastAsia" w:hAnsiTheme="minorEastAsia" w:cstheme="minorEastAsia" w:hint="eastAsia"/>
+          <w:sz w:val="18"/>
+          <w:szCs w:val="18"/>
+        </w:rPr>
+        <w:t>。</w:t>
       </w:r>
     </w:p>
     <w:p>
@@ -1642,7 +1940,23 @@
           <w:sz w:val="18"/>
           <w:szCs w:val="18"/>
         </w:rPr>
-        <w:t>DevOps与系统：熟悉CI/CD流程与GitHub工作流。熟练使用Docker进行容器化部署。具备扎实的Linux系统管理能力（RHCSA认证）及Shell脚本编写经验。</w:t>
+        <w:t>数据工程：</w:t>
+      </w:r>
+      <w:r>
+        <w:rPr>
+          <w:rFonts w:asciiTheme="minorEastAsia" w:hAnsiTheme="minorEastAsia" w:cstheme="minorEastAsia" w:hint="eastAsia"/>
+          <w:sz w:val="18"/>
+          <w:szCs w:val="18"/>
+        </w:rPr>
+        <w:t xml:space="preserve">Python </w:t>
+      </w:r>
+      <w:r>
+        <w:rPr>
+          <w:rFonts w:asciiTheme="minorEastAsia" w:hAnsiTheme="minorEastAsia" w:cstheme="minorEastAsia" w:hint="eastAsia"/>
+          <w:sz w:val="18"/>
+          <w:szCs w:val="18"/>
+        </w:rPr>
+        <w:t>ETL开发、MySQL优化经验。</w:t>
       </w:r>
     </w:p>
     <w:p>
@@ -1667,7 +1981,7 @@
           <w:sz w:val="18"/>
           <w:szCs w:val="18"/>
         </w:rPr>
-        <w:t>云与网络：熟悉Ubuntu云服务器运维。具备扎实的网络理论基础，正在备考CCNP认证。</w:t>
+        <w:t>DevOps与系统：熟悉CI/CD流程与GitHub工作流。熟练使用Docker进行容器化部署。具备扎实的Linux系统管理能力（RHCSA认证）及Shell脚本编写经验。</w:t>
       </w:r>
     </w:p>
     <w:p>
@@ -1692,7 +2006,50 @@
           <w:sz w:val="18"/>
           <w:szCs w:val="18"/>
         </w:rPr>
-        <w:t>语言：英语专四/六级，可作为工作语言。</w:t>
+        <w:t>云与网络：熟悉Ubuntu云服务器运维。具备扎实的网络理论基础，正在备考CCNP认证。</w:t>
+      </w:r>
+    </w:p>
+    <w:p>
+      <w:pPr>
+        <w:pStyle w:val="a9"/>
+        <w:numPr>
+          <w:ilvl w:val="0"/>
+          <w:numId w:val="46"/>
+        </w:numPr>
+        <w:adjustRightInd w:val="0"/>
+        <w:snapToGrid w:val="0"/>
+        <w:jc w:val="left"/>
+        <w:rPr>
+          <w:rFonts w:asciiTheme="minorEastAsia" w:hAnsiTheme="minorEastAsia" w:cstheme="minorEastAsia" w:hint="eastAsia"/>
+          <w:sz w:val="18"/>
+          <w:szCs w:val="18"/>
+        </w:rPr>
+      </w:pPr>
+      <w:r>
+        <w:rPr>
+          <w:rFonts w:asciiTheme="minorEastAsia" w:hAnsiTheme="minorEastAsia" w:cstheme="minorEastAsia" w:hint="eastAsia"/>
+          <w:sz w:val="18"/>
+          <w:szCs w:val="18"/>
+        </w:rPr>
+        <w:t>语言：</w:t>
+      </w:r>
+      <w:proofErr w:type="gramStart"/>
+      <w:r>
+        <w:rPr>
+          <w:rFonts w:asciiTheme="minorEastAsia" w:hAnsiTheme="minorEastAsia" w:cstheme="minorEastAsia" w:hint="eastAsia"/>
+          <w:sz w:val="18"/>
+          <w:szCs w:val="18"/>
+        </w:rPr>
+        <w:t>英语专四</w:t>
+      </w:r>
+      <w:proofErr w:type="gramEnd"/>
+      <w:r>
+        <w:rPr>
+          <w:rFonts w:asciiTheme="minorEastAsia" w:hAnsiTheme="minorEastAsia" w:cstheme="minorEastAsia" w:hint="eastAsia"/>
+          <w:sz w:val="18"/>
+          <w:szCs w:val="18"/>
+        </w:rPr>
+        <w:t>/六级，可作为工作语言。</w:t>
       </w:r>
     </w:p>
     <w:sectPr>

--- a/resume/Eloy.docx
+++ b/resume/Eloy.docx
@@ -384,7 +384,33 @@
           <w:sz w:val="18"/>
           <w:szCs w:val="18"/>
         </w:rPr>
-        <w:t>兼具外资企业项目管理与制造数字化落地经验，英语流利，跨部门沟通与项目推进能力强。熟练运用AI编程工具（</w:t>
+        <w:t>兼具外资企业项目管理与制造数字化落地经验，</w:t>
+      </w:r>
+      <w:proofErr w:type="gramStart"/>
+      <w:r>
+        <w:rPr>
+          <w:rFonts w:asciiTheme="minorEastAsia" w:hAnsiTheme="minorEastAsia" w:cstheme="minorEastAsia" w:hint="eastAsia"/>
+          <w:sz w:val="18"/>
+          <w:szCs w:val="18"/>
+        </w:rPr>
+        <w:t>英语专四</w:t>
+      </w:r>
+      <w:proofErr w:type="gramEnd"/>
+      <w:r>
+        <w:rPr>
+          <w:rFonts w:asciiTheme="minorEastAsia" w:hAnsiTheme="minorEastAsia" w:cstheme="minorEastAsia" w:hint="eastAsia"/>
+          <w:sz w:val="18"/>
+          <w:szCs w:val="18"/>
+        </w:rPr>
+        <w:t>/六级，可作为工作语言</w:t>
+      </w:r>
+      <w:r>
+        <w:rPr>
+          <w:rFonts w:asciiTheme="minorEastAsia" w:hAnsiTheme="minorEastAsia" w:cstheme="minorEastAsia" w:hint="eastAsia"/>
+          <w:sz w:val="18"/>
+          <w:szCs w:val="18"/>
+        </w:rPr>
+        <w:t>，跨部门沟通与项目推进能力强。熟练运用AI编程工具（</w:t>
       </w:r>
       <w:r>
         <w:rPr>
@@ -814,7 +840,7 @@
         <w:snapToGrid w:val="0"/>
         <w:jc w:val="left"/>
         <w:rPr>
-          <w:rFonts w:asciiTheme="minorEastAsia" w:hAnsiTheme="minorEastAsia" w:cstheme="minorEastAsia"/>
+          <w:rFonts w:asciiTheme="minorEastAsia" w:hAnsiTheme="minorEastAsia" w:cstheme="minorEastAsia" w:hint="eastAsia"/>
           <w:sz w:val="18"/>
           <w:szCs w:val="18"/>
         </w:rPr>
@@ -835,7 +861,39 @@
           <w:sz w:val="18"/>
           <w:szCs w:val="18"/>
         </w:rPr>
-        <w:t>：独立开发并部署了报告自动化系统。该系统基于LLM和Agents框架，能够自主识别业务需求，通过调用数据库查询工具，实现Word报告的自动化生成（包含文字、表格、图表），替代了部分人工报表工作，显著提升了报告生成效率。</w:t>
+        <w:t>：独立开发并部署了报告自动化系统。该系统基于LLM和Agents框架，能够自主识别业务需求，通过调用</w:t>
+      </w:r>
+      <w:r>
+        <w:rPr>
+          <w:rFonts w:asciiTheme="minorEastAsia" w:hAnsiTheme="minorEastAsia" w:cstheme="minorEastAsia" w:hint="eastAsia"/>
+          <w:sz w:val="18"/>
+          <w:szCs w:val="18"/>
+        </w:rPr>
+        <w:t>多种</w:t>
+      </w:r>
+      <w:r>
+        <w:rPr>
+          <w:rFonts w:asciiTheme="minorEastAsia" w:hAnsiTheme="minorEastAsia" w:cstheme="minorEastAsia" w:hint="eastAsia"/>
+          <w:sz w:val="18"/>
+          <w:szCs w:val="18"/>
+        </w:rPr>
+        <w:t>工具，实现Word报告的自动化生成（包含文字、表格、图表），替代了人工报表工作，显著提升报告生成效率</w:t>
+      </w:r>
+      <w:r>
+        <w:rPr>
+          <w:rFonts w:asciiTheme="minorEastAsia" w:hAnsiTheme="minorEastAsia" w:cstheme="minorEastAsia" w:hint="eastAsia"/>
+          <w:sz w:val="18"/>
+          <w:szCs w:val="18"/>
+        </w:rPr>
+        <w:t>，并记录agents推理和记忆过程方便审查</w:t>
+      </w:r>
+      <w:r>
+        <w:rPr>
+          <w:rFonts w:asciiTheme="minorEastAsia" w:hAnsiTheme="minorEastAsia" w:cstheme="minorEastAsia" w:hint="eastAsia"/>
+          <w:sz w:val="18"/>
+          <w:szCs w:val="18"/>
+        </w:rPr>
+        <w:t>。</w:t>
       </w:r>
       <w:r>
         <w:rPr>
@@ -2007,49 +2065,6 @@
           <w:szCs w:val="18"/>
         </w:rPr>
         <w:t>云与网络：熟悉Ubuntu云服务器运维。具备扎实的网络理论基础，正在备考CCNP认证。</w:t>
-      </w:r>
-    </w:p>
-    <w:p>
-      <w:pPr>
-        <w:pStyle w:val="a9"/>
-        <w:numPr>
-          <w:ilvl w:val="0"/>
-          <w:numId w:val="46"/>
-        </w:numPr>
-        <w:adjustRightInd w:val="0"/>
-        <w:snapToGrid w:val="0"/>
-        <w:jc w:val="left"/>
-        <w:rPr>
-          <w:rFonts w:asciiTheme="minorEastAsia" w:hAnsiTheme="minorEastAsia" w:cstheme="minorEastAsia" w:hint="eastAsia"/>
-          <w:sz w:val="18"/>
-          <w:szCs w:val="18"/>
-        </w:rPr>
-      </w:pPr>
-      <w:r>
-        <w:rPr>
-          <w:rFonts w:asciiTheme="minorEastAsia" w:hAnsiTheme="minorEastAsia" w:cstheme="minorEastAsia" w:hint="eastAsia"/>
-          <w:sz w:val="18"/>
-          <w:szCs w:val="18"/>
-        </w:rPr>
-        <w:t>语言：</w:t>
-      </w:r>
-      <w:proofErr w:type="gramStart"/>
-      <w:r>
-        <w:rPr>
-          <w:rFonts w:asciiTheme="minorEastAsia" w:hAnsiTheme="minorEastAsia" w:cstheme="minorEastAsia" w:hint="eastAsia"/>
-          <w:sz w:val="18"/>
-          <w:szCs w:val="18"/>
-        </w:rPr>
-        <w:t>英语专四</w:t>
-      </w:r>
-      <w:proofErr w:type="gramEnd"/>
-      <w:r>
-        <w:rPr>
-          <w:rFonts w:asciiTheme="minorEastAsia" w:hAnsiTheme="minorEastAsia" w:cstheme="minorEastAsia" w:hint="eastAsia"/>
-          <w:sz w:val="18"/>
-          <w:szCs w:val="18"/>
-        </w:rPr>
-        <w:t>/六级，可作为工作语言。</w:t>
       </w:r>
     </w:p>
     <w:sectPr>
@@ -10437,6 +10452,7 @@
   <w:style w:type="character" w:default="1" w:styleId="a0">
     <w:name w:val="Default Paragraph Font"/>
     <w:uiPriority w:val="1"/>
+    <w:semiHidden/>
     <w:unhideWhenUsed/>
   </w:style>
   <w:style w:type="table" w:default="1" w:styleId="a1">
